--- a/public/word-templates/statements.docx
+++ b/public/word-templates/statements.docx
@@ -1400,7 +1400,7 @@
                 <w:szCs w:val="22"/>
                 <w:lang w:val="kk-KZ"/>
               </w:rPr>
-              <w:t>5</w:t>
+              <w:t>6</w:t>
             </w:r>
           </w:p>
         </w:tc>

--- a/public/word-templates/statements.docx
+++ b/public/word-templates/statements.docx
@@ -96,6 +96,7 @@
               </w:rPr>
               <w:t>${</w:t>
             </w:r>
+            <w:proofErr w:type="spellStart"/>
             <w:r>
               <w:rPr>
                 <w:rFonts w:ascii="Times New Roman" w:hAnsi="Times New Roman"/>
@@ -105,6 +106,7 @@
               </w:rPr>
               <w:t>case_number</w:t>
             </w:r>
+            <w:proofErr w:type="spellEnd"/>
             <w:r>
               <w:rPr>
                 <w:rFonts w:ascii="Times New Roman" w:hAnsi="Times New Roman"/>
@@ -256,6 +258,7 @@
               </w:rPr>
               <w:t>${</w:t>
             </w:r>
+            <w:proofErr w:type="spellStart"/>
             <w:r>
               <w:rPr>
                 <w:rFonts w:ascii="Times New Roman" w:hAnsi="Times New Roman"/>
@@ -265,6 +268,7 @@
               </w:rPr>
               <w:t>case_number</w:t>
             </w:r>
+            <w:proofErr w:type="spellEnd"/>
             <w:r>
               <w:rPr>
                 <w:rFonts w:ascii="Times New Roman" w:hAnsi="Times New Roman"/>
@@ -540,6 +544,7 @@
                 <w:szCs w:val="22"/>
               </w:rPr>
             </w:pPr>
+            <w:proofErr w:type="spellStart"/>
             <w:r>
               <w:rPr>
                 <w:rFonts w:ascii="Times New Roman" w:hAnsi="Times New Roman"/>
@@ -547,7 +552,37 @@
                 <w:sz w:val="22"/>
                 <w:szCs w:val="22"/>
               </w:rPr>
-              <w:t xml:space="preserve">Туылған күні </w:t>
+              <w:t>Туылған</w:t>
+            </w:r>
+            <w:proofErr w:type="spellEnd"/>
+            <w:r>
+              <w:rPr>
+                <w:rFonts w:ascii="Times New Roman" w:hAnsi="Times New Roman"/>
+                <w:b/>
+                <w:sz w:val="22"/>
+                <w:szCs w:val="22"/>
+              </w:rPr>
+              <w:t xml:space="preserve"> </w:t>
+            </w:r>
+            <w:proofErr w:type="spellStart"/>
+            <w:r>
+              <w:rPr>
+                <w:rFonts w:ascii="Times New Roman" w:hAnsi="Times New Roman"/>
+                <w:b/>
+                <w:sz w:val="22"/>
+                <w:szCs w:val="22"/>
+              </w:rPr>
+              <w:t>күні</w:t>
+            </w:r>
+            <w:proofErr w:type="spellEnd"/>
+            <w:r>
+              <w:rPr>
+                <w:rFonts w:ascii="Times New Roman" w:hAnsi="Times New Roman"/>
+                <w:b/>
+                <w:sz w:val="22"/>
+                <w:szCs w:val="22"/>
+              </w:rPr>
+              <w:t xml:space="preserve"> </w:t>
             </w:r>
           </w:p>
           <w:p>
@@ -611,7 +646,27 @@
                 <w:szCs w:val="24"/>
                 <w:lang w:val="en-US"/>
               </w:rPr>
-              <w:t>{birth_date}</w:t>
+              <w:t>{</w:t>
+            </w:r>
+            <w:proofErr w:type="spellStart"/>
+            <w:r>
+              <w:rPr>
+                <w:rFonts w:ascii="Times New Roman" w:hAnsi="Times New Roman"/>
+                <w:sz w:val="24"/>
+                <w:szCs w:val="24"/>
+                <w:lang w:val="en-US"/>
+              </w:rPr>
+              <w:t>birth_date</w:t>
+            </w:r>
+            <w:proofErr w:type="spellEnd"/>
+            <w:r>
+              <w:rPr>
+                <w:rFonts w:ascii="Times New Roman" w:hAnsi="Times New Roman"/>
+                <w:sz w:val="24"/>
+                <w:szCs w:val="24"/>
+                <w:lang w:val="en-US"/>
+              </w:rPr>
+              <w:t>}</w:t>
             </w:r>
           </w:p>
         </w:tc>
@@ -670,6 +725,7 @@
                 <w:szCs w:val="22"/>
               </w:rPr>
             </w:pPr>
+            <w:proofErr w:type="spellStart"/>
             <w:r>
               <w:rPr>
                 <w:rFonts w:ascii="Times New Roman" w:hAnsi="Times New Roman"/>
@@ -678,8 +734,31 @@
                 <w:sz w:val="22"/>
                 <w:szCs w:val="22"/>
               </w:rPr>
-              <w:t>Білім беру бағдарламасы</w:t>
-            </w:r>
+              <w:t>Білім</w:t>
+            </w:r>
+            <w:proofErr w:type="spellEnd"/>
+            <w:r>
+              <w:rPr>
+                <w:rFonts w:ascii="Times New Roman" w:hAnsi="Times New Roman"/>
+                <w:b/>
+                <w:bCs/>
+                <w:sz w:val="22"/>
+                <w:szCs w:val="22"/>
+              </w:rPr>
+              <w:t xml:space="preserve"> беру </w:t>
+            </w:r>
+            <w:proofErr w:type="spellStart"/>
+            <w:r>
+              <w:rPr>
+                <w:rFonts w:ascii="Times New Roman" w:hAnsi="Times New Roman"/>
+                <w:b/>
+                <w:bCs/>
+                <w:sz w:val="22"/>
+                <w:szCs w:val="22"/>
+              </w:rPr>
+              <w:t>бағдарламасы</w:t>
+            </w:r>
+            <w:proofErr w:type="spellEnd"/>
           </w:p>
           <w:p>
             <w:pPr>
@@ -732,7 +811,27 @@
                 <w:szCs w:val="22"/>
                 <w:lang w:val="en-US"/>
               </w:rPr>
-              <w:t>${programms}</w:t>
+              <w:t>${</w:t>
+            </w:r>
+            <w:proofErr w:type="spellStart"/>
+            <w:r>
+              <w:rPr>
+                <w:rFonts w:ascii="Times New Roman" w:hAnsi="Times New Roman"/>
+                <w:sz w:val="22"/>
+                <w:szCs w:val="22"/>
+                <w:lang w:val="en-US"/>
+              </w:rPr>
+              <w:t>programms</w:t>
+            </w:r>
+            <w:proofErr w:type="spellEnd"/>
+            <w:r>
+              <w:rPr>
+                <w:rFonts w:ascii="Times New Roman" w:hAnsi="Times New Roman"/>
+                <w:sz w:val="22"/>
+                <w:szCs w:val="22"/>
+                <w:lang w:val="en-US"/>
+              </w:rPr>
+              <w:t>}</w:t>
             </w:r>
           </w:p>
         </w:tc>
@@ -791,6 +890,7 @@
                 <w:szCs w:val="22"/>
               </w:rPr>
             </w:pPr>
+            <w:proofErr w:type="spellStart"/>
             <w:r>
               <w:rPr>
                 <w:rFonts w:ascii="Times New Roman" w:hAnsi="Times New Roman"/>
@@ -798,8 +898,29 @@
                 <w:sz w:val="22"/>
                 <w:szCs w:val="22"/>
               </w:rPr>
-              <w:t>Oқу тілі</w:t>
-            </w:r>
+              <w:t>Oқу</w:t>
+            </w:r>
+            <w:proofErr w:type="spellEnd"/>
+            <w:r>
+              <w:rPr>
+                <w:rFonts w:ascii="Times New Roman" w:hAnsi="Times New Roman"/>
+                <w:b/>
+                <w:sz w:val="22"/>
+                <w:szCs w:val="22"/>
+              </w:rPr>
+              <w:t xml:space="preserve"> </w:t>
+            </w:r>
+            <w:proofErr w:type="spellStart"/>
+            <w:r>
+              <w:rPr>
+                <w:rFonts w:ascii="Times New Roman" w:hAnsi="Times New Roman"/>
+                <w:b/>
+                <w:sz w:val="22"/>
+                <w:szCs w:val="22"/>
+              </w:rPr>
+              <w:t>тілі</w:t>
+            </w:r>
+            <w:proofErr w:type="spellEnd"/>
           </w:p>
           <w:p>
             <w:pPr>
@@ -854,6 +975,7 @@
               </w:rPr>
               <w:t>${</w:t>
             </w:r>
+            <w:proofErr w:type="spellStart"/>
             <w:r>
               <w:rPr>
                 <w:rFonts w:ascii="Times New Roman" w:hAnsi="Times New Roman"/>
@@ -863,6 +985,7 @@
               </w:rPr>
               <w:t>lang_edu</w:t>
             </w:r>
+            <w:proofErr w:type="spellEnd"/>
             <w:r>
               <w:rPr>
                 <w:rFonts w:ascii="Times New Roman" w:hAnsi="Times New Roman"/>
@@ -929,6 +1052,7 @@
                 <w:szCs w:val="22"/>
               </w:rPr>
             </w:pPr>
+            <w:proofErr w:type="spellStart"/>
             <w:r>
               <w:rPr>
                 <w:rFonts w:ascii="Times New Roman" w:hAnsi="Times New Roman"/>
@@ -936,8 +1060,29 @@
                 <w:sz w:val="22"/>
                 <w:szCs w:val="22"/>
               </w:rPr>
-              <w:t>Оқу түрі</w:t>
-            </w:r>
+              <w:t>Оқу</w:t>
+            </w:r>
+            <w:proofErr w:type="spellEnd"/>
+            <w:r>
+              <w:rPr>
+                <w:rFonts w:ascii="Times New Roman" w:hAnsi="Times New Roman"/>
+                <w:b/>
+                <w:sz w:val="22"/>
+                <w:szCs w:val="22"/>
+              </w:rPr>
+              <w:t xml:space="preserve"> </w:t>
+            </w:r>
+            <w:proofErr w:type="spellStart"/>
+            <w:r>
+              <w:rPr>
+                <w:rFonts w:ascii="Times New Roman" w:hAnsi="Times New Roman"/>
+                <w:b/>
+                <w:sz w:val="22"/>
+                <w:szCs w:val="22"/>
+              </w:rPr>
+              <w:t>түрі</w:t>
+            </w:r>
+            <w:proofErr w:type="spellEnd"/>
           </w:p>
           <w:p>
             <w:pPr>
@@ -993,6 +1138,7 @@
               </w:rPr>
               <w:t>очн</w:t>
             </w:r>
+            <w:proofErr w:type="spellStart"/>
             <w:r>
               <w:rPr>
                 <w:rFonts w:ascii="Times New Roman" w:hAnsi="Times New Roman"/>
@@ -1000,7 +1146,17 @@
                 <w:szCs w:val="22"/>
                 <w:lang w:val="en-US"/>
               </w:rPr>
-              <w:t>ая/</w:t>
+              <w:t>ая</w:t>
+            </w:r>
+            <w:proofErr w:type="spellEnd"/>
+            <w:r>
+              <w:rPr>
+                <w:rFonts w:ascii="Times New Roman" w:hAnsi="Times New Roman"/>
+                <w:sz w:val="22"/>
+                <w:szCs w:val="22"/>
+                <w:lang w:val="en-US"/>
+              </w:rPr>
+              <w:t>/</w:t>
             </w:r>
             <w:r>
               <w:rPr>
@@ -1068,6 +1224,7 @@
                 <w:szCs w:val="22"/>
               </w:rPr>
             </w:pPr>
+            <w:proofErr w:type="spellStart"/>
             <w:r>
               <w:rPr>
                 <w:rFonts w:ascii="Times New Roman" w:hAnsi="Times New Roman"/>
@@ -1075,8 +1232,49 @@
                 <w:sz w:val="22"/>
                 <w:szCs w:val="22"/>
               </w:rPr>
-              <w:t>Қай облыстан келді</w:t>
-            </w:r>
+              <w:t>Қай</w:t>
+            </w:r>
+            <w:proofErr w:type="spellEnd"/>
+            <w:r>
+              <w:rPr>
+                <w:rFonts w:ascii="Times New Roman" w:hAnsi="Times New Roman"/>
+                <w:b/>
+                <w:sz w:val="22"/>
+                <w:szCs w:val="22"/>
+              </w:rPr>
+              <w:t xml:space="preserve"> </w:t>
+            </w:r>
+            <w:proofErr w:type="spellStart"/>
+            <w:r>
+              <w:rPr>
+                <w:rFonts w:ascii="Times New Roman" w:hAnsi="Times New Roman"/>
+                <w:b/>
+                <w:sz w:val="22"/>
+                <w:szCs w:val="22"/>
+              </w:rPr>
+              <w:t>облыстан</w:t>
+            </w:r>
+            <w:proofErr w:type="spellEnd"/>
+            <w:r>
+              <w:rPr>
+                <w:rFonts w:ascii="Times New Roman" w:hAnsi="Times New Roman"/>
+                <w:b/>
+                <w:sz w:val="22"/>
+                <w:szCs w:val="22"/>
+              </w:rPr>
+              <w:t xml:space="preserve"> </w:t>
+            </w:r>
+            <w:proofErr w:type="spellStart"/>
+            <w:r>
+              <w:rPr>
+                <w:rFonts w:ascii="Times New Roman" w:hAnsi="Times New Roman"/>
+                <w:b/>
+                <w:sz w:val="22"/>
+                <w:szCs w:val="22"/>
+              </w:rPr>
+              <w:t>келді</w:t>
+            </w:r>
+            <w:proofErr w:type="spellEnd"/>
           </w:p>
           <w:p>
             <w:pPr>
@@ -1207,6 +1405,7 @@
                 <w:szCs w:val="22"/>
               </w:rPr>
             </w:pPr>
+            <w:proofErr w:type="spellStart"/>
             <w:r>
               <w:rPr>
                 <w:rFonts w:ascii="Times New Roman" w:hAnsi="Times New Roman"/>
@@ -1216,6 +1415,7 @@
               </w:rPr>
               <w:t>Ұлты</w:t>
             </w:r>
+            <w:proofErr w:type="spellEnd"/>
           </w:p>
           <w:p>
             <w:pPr>
@@ -1445,12 +1645,37 @@
           <w:rFonts w:ascii="Times New Roman" w:hAnsi="Times New Roman"/>
         </w:rPr>
       </w:pPr>
+      <w:proofErr w:type="spellStart"/>
       <w:r>
         <w:rPr>
           <w:rFonts w:ascii="Times New Roman" w:hAnsi="Times New Roman"/>
           <w:b/>
         </w:rPr>
-        <w:t>Басталды «______» _______________ 20____ж.г. бұйрық №_________________</w:t>
+        <w:t>Басталды</w:t>
+      </w:r>
+      <w:proofErr w:type="spellEnd"/>
+      <w:r>
+        <w:rPr>
+          <w:rFonts w:ascii="Times New Roman" w:hAnsi="Times New Roman"/>
+          <w:b/>
+        </w:rPr>
+        <w:t xml:space="preserve"> «______» _______________ 20____ж.г. </w:t>
+      </w:r>
+      <w:proofErr w:type="spellStart"/>
+      <w:r>
+        <w:rPr>
+          <w:rFonts w:ascii="Times New Roman" w:hAnsi="Times New Roman"/>
+          <w:b/>
+        </w:rPr>
+        <w:t>бұйрық</w:t>
+      </w:r>
+      <w:proofErr w:type="spellEnd"/>
+      <w:r>
+        <w:rPr>
+          <w:rFonts w:ascii="Times New Roman" w:hAnsi="Times New Roman"/>
+          <w:b/>
+        </w:rPr>
+        <w:t xml:space="preserve"> №_________________</w:t>
       </w:r>
     </w:p>
     <w:p>
@@ -1542,12 +1767,37 @@
           <w:b/>
         </w:rPr>
       </w:pPr>
+      <w:proofErr w:type="spellStart"/>
       <w:r>
         <w:rPr>
           <w:rFonts w:ascii="Times New Roman" w:hAnsi="Times New Roman"/>
           <w:b/>
         </w:rPr>
-        <w:t>Аяқталды «______» _______________ 20____ж.г. бұйрық №_________________</w:t>
+        <w:t>Аяқталды</w:t>
+      </w:r>
+      <w:proofErr w:type="spellEnd"/>
+      <w:r>
+        <w:rPr>
+          <w:rFonts w:ascii="Times New Roman" w:hAnsi="Times New Roman"/>
+          <w:b/>
+        </w:rPr>
+        <w:t xml:space="preserve"> «______» _______________ 20____ж.г. </w:t>
+      </w:r>
+      <w:proofErr w:type="spellStart"/>
+      <w:r>
+        <w:rPr>
+          <w:rFonts w:ascii="Times New Roman" w:hAnsi="Times New Roman"/>
+          <w:b/>
+        </w:rPr>
+        <w:t>бұйрық</w:t>
+      </w:r>
+      <w:proofErr w:type="spellEnd"/>
+      <w:r>
+        <w:rPr>
+          <w:rFonts w:ascii="Times New Roman" w:hAnsi="Times New Roman"/>
+          <w:b/>
+        </w:rPr>
+        <w:t xml:space="preserve"> №_________________</w:t>
       </w:r>
     </w:p>
     <w:p>
@@ -1638,12 +1888,37 @@
           <w:b/>
         </w:rPr>
       </w:pPr>
+      <w:proofErr w:type="spellStart"/>
       <w:r>
         <w:rPr>
           <w:rFonts w:ascii="Times New Roman" w:hAnsi="Times New Roman"/>
           <w:b/>
         </w:rPr>
-        <w:t>Мұрағатқа берілді «_______» __________________ 20___ж.г.</w:t>
+        <w:t>Мұрағатқа</w:t>
+      </w:r>
+      <w:proofErr w:type="spellEnd"/>
+      <w:r>
+        <w:rPr>
+          <w:rFonts w:ascii="Times New Roman" w:hAnsi="Times New Roman"/>
+          <w:b/>
+        </w:rPr>
+        <w:t xml:space="preserve"> </w:t>
+      </w:r>
+      <w:proofErr w:type="spellStart"/>
+      <w:r>
+        <w:rPr>
+          <w:rFonts w:ascii="Times New Roman" w:hAnsi="Times New Roman"/>
+          <w:b/>
+        </w:rPr>
+        <w:t>берілді</w:t>
+      </w:r>
+      <w:proofErr w:type="spellEnd"/>
+      <w:r>
+        <w:rPr>
+          <w:rFonts w:ascii="Times New Roman" w:hAnsi="Times New Roman"/>
+          <w:b/>
+        </w:rPr>
+        <w:t xml:space="preserve"> «_______» __________________ 20___ж.г.</w:t>
       </w:r>
     </w:p>
     <w:p>
@@ -2054,7 +2329,55 @@
                 <w:rFonts w:ascii="Times New Roman" w:eastAsia="Times New Roman" w:hAnsi="Times New Roman"/>
                 <w:b/>
               </w:rPr>
-              <w:t>Жеке істің ішіндегі құжат №</w:t>
+              <w:t xml:space="preserve">Жеке </w:t>
+            </w:r>
+            <w:proofErr w:type="spellStart"/>
+            <w:r>
+              <w:rPr>
+                <w:rFonts w:ascii="Times New Roman" w:eastAsia="Times New Roman" w:hAnsi="Times New Roman"/>
+                <w:b/>
+              </w:rPr>
+              <w:t>істің</w:t>
+            </w:r>
+            <w:proofErr w:type="spellEnd"/>
+            <w:r>
+              <w:rPr>
+                <w:rFonts w:ascii="Times New Roman" w:eastAsia="Times New Roman" w:hAnsi="Times New Roman"/>
+                <w:b/>
+              </w:rPr>
+              <w:t xml:space="preserve"> </w:t>
+            </w:r>
+            <w:proofErr w:type="spellStart"/>
+            <w:r>
+              <w:rPr>
+                <w:rFonts w:ascii="Times New Roman" w:eastAsia="Times New Roman" w:hAnsi="Times New Roman"/>
+                <w:b/>
+              </w:rPr>
+              <w:t>ішіндегі</w:t>
+            </w:r>
+            <w:proofErr w:type="spellEnd"/>
+            <w:r>
+              <w:rPr>
+                <w:rFonts w:ascii="Times New Roman" w:eastAsia="Times New Roman" w:hAnsi="Times New Roman"/>
+                <w:b/>
+              </w:rPr>
+              <w:t xml:space="preserve"> </w:t>
+            </w:r>
+            <w:proofErr w:type="spellStart"/>
+            <w:r>
+              <w:rPr>
+                <w:rFonts w:ascii="Times New Roman" w:eastAsia="Times New Roman" w:hAnsi="Times New Roman"/>
+                <w:b/>
+              </w:rPr>
+              <w:t>құжат</w:t>
+            </w:r>
+            <w:proofErr w:type="spellEnd"/>
+            <w:r>
+              <w:rPr>
+                <w:rFonts w:ascii="Times New Roman" w:eastAsia="Times New Roman" w:hAnsi="Times New Roman"/>
+                <w:b/>
+              </w:rPr>
+              <w:t xml:space="preserve"> №</w:t>
             </w:r>
           </w:p>
         </w:tc>
@@ -2090,7 +2413,23 @@
                 <w:rFonts w:ascii="Times New Roman" w:hAnsi="Times New Roman"/>
                 <w:lang w:val="en-US"/>
               </w:rPr>
-              <w:t>${case_number}</w:t>
+              <w:t>${</w:t>
+            </w:r>
+            <w:proofErr w:type="spellStart"/>
+            <w:r>
+              <w:rPr>
+                <w:rFonts w:ascii="Times New Roman" w:hAnsi="Times New Roman"/>
+                <w:lang w:val="en-US"/>
+              </w:rPr>
+              <w:t>case_number</w:t>
+            </w:r>
+            <w:proofErr w:type="spellEnd"/>
+            <w:r>
+              <w:rPr>
+                <w:rFonts w:ascii="Times New Roman" w:hAnsi="Times New Roman"/>
+                <w:lang w:val="en-US"/>
+              </w:rPr>
+              <w:t>}</w:t>
             </w:r>
           </w:p>
         </w:tc>
@@ -2341,15 +2680,49 @@
                 <w:lang w:eastAsia="ru-RU"/>
               </w:rPr>
             </w:pPr>
-            <w:r>
-              <w:rPr>
-                <w:rFonts w:ascii="Times New Roman" w:eastAsia="Times New Roman" w:hAnsi="Times New Roman"/>
-                <w:b/>
-                <w:sz w:val="19"/>
-                <w:szCs w:val="19"/>
-                <w:lang w:eastAsia="ru-RU"/>
-              </w:rPr>
-              <w:t xml:space="preserve">Кұжаттың атауы / </w:t>
+            <w:proofErr w:type="spellStart"/>
+            <w:r>
+              <w:rPr>
+                <w:rFonts w:ascii="Times New Roman" w:eastAsia="Times New Roman" w:hAnsi="Times New Roman"/>
+                <w:b/>
+                <w:sz w:val="19"/>
+                <w:szCs w:val="19"/>
+                <w:lang w:eastAsia="ru-RU"/>
+              </w:rPr>
+              <w:t>Кұжаттың</w:t>
+            </w:r>
+            <w:proofErr w:type="spellEnd"/>
+            <w:r>
+              <w:rPr>
+                <w:rFonts w:ascii="Times New Roman" w:eastAsia="Times New Roman" w:hAnsi="Times New Roman"/>
+                <w:b/>
+                <w:sz w:val="19"/>
+                <w:szCs w:val="19"/>
+                <w:lang w:eastAsia="ru-RU"/>
+              </w:rPr>
+              <w:t xml:space="preserve"> </w:t>
+            </w:r>
+            <w:proofErr w:type="spellStart"/>
+            <w:r>
+              <w:rPr>
+                <w:rFonts w:ascii="Times New Roman" w:eastAsia="Times New Roman" w:hAnsi="Times New Roman"/>
+                <w:b/>
+                <w:sz w:val="19"/>
+                <w:szCs w:val="19"/>
+                <w:lang w:eastAsia="ru-RU"/>
+              </w:rPr>
+              <w:t>атауы</w:t>
+            </w:r>
+            <w:proofErr w:type="spellEnd"/>
+            <w:r>
+              <w:rPr>
+                <w:rFonts w:ascii="Times New Roman" w:eastAsia="Times New Roman" w:hAnsi="Times New Roman"/>
+                <w:b/>
+                <w:sz w:val="19"/>
+                <w:szCs w:val="19"/>
+                <w:lang w:eastAsia="ru-RU"/>
+              </w:rPr>
+              <w:t xml:space="preserve"> / </w:t>
             </w:r>
           </w:p>
           <w:p>
@@ -2390,15 +2763,27 @@
                 <w:lang w:eastAsia="ru-RU"/>
               </w:rPr>
             </w:pPr>
-            <w:r>
-              <w:rPr>
-                <w:rFonts w:ascii="Times New Roman" w:eastAsia="Times New Roman" w:hAnsi="Times New Roman"/>
-                <w:b/>
-                <w:sz w:val="19"/>
-                <w:szCs w:val="19"/>
-                <w:lang w:eastAsia="ru-RU"/>
-              </w:rPr>
-              <w:t xml:space="preserve">Парақтар  саны  / </w:t>
+            <w:proofErr w:type="spellStart"/>
+            <w:r>
+              <w:rPr>
+                <w:rFonts w:ascii="Times New Roman" w:eastAsia="Times New Roman" w:hAnsi="Times New Roman"/>
+                <w:b/>
+                <w:sz w:val="19"/>
+                <w:szCs w:val="19"/>
+                <w:lang w:eastAsia="ru-RU"/>
+              </w:rPr>
+              <w:t>Парақтар</w:t>
+            </w:r>
+            <w:proofErr w:type="spellEnd"/>
+            <w:r>
+              <w:rPr>
+                <w:rFonts w:ascii="Times New Roman" w:eastAsia="Times New Roman" w:hAnsi="Times New Roman"/>
+                <w:b/>
+                <w:sz w:val="19"/>
+                <w:szCs w:val="19"/>
+                <w:lang w:eastAsia="ru-RU"/>
+              </w:rPr>
+              <w:t xml:space="preserve">  саны  / </w:t>
             </w:r>
           </w:p>
           <w:p>
@@ -2438,15 +2823,71 @@
                 <w:lang w:eastAsia="ru-RU"/>
               </w:rPr>
             </w:pPr>
-            <w:r>
-              <w:rPr>
-                <w:rFonts w:ascii="Times New Roman" w:eastAsia="Times New Roman" w:hAnsi="Times New Roman"/>
-                <w:b/>
-                <w:sz w:val="19"/>
-                <w:szCs w:val="19"/>
-                <w:lang w:eastAsia="ru-RU"/>
-              </w:rPr>
-              <w:t xml:space="preserve">Құжаттың алынған куні / </w:t>
+            <w:proofErr w:type="spellStart"/>
+            <w:r>
+              <w:rPr>
+                <w:rFonts w:ascii="Times New Roman" w:eastAsia="Times New Roman" w:hAnsi="Times New Roman"/>
+                <w:b/>
+                <w:sz w:val="19"/>
+                <w:szCs w:val="19"/>
+                <w:lang w:eastAsia="ru-RU"/>
+              </w:rPr>
+              <w:t>Құжаттың</w:t>
+            </w:r>
+            <w:proofErr w:type="spellEnd"/>
+            <w:r>
+              <w:rPr>
+                <w:rFonts w:ascii="Times New Roman" w:eastAsia="Times New Roman" w:hAnsi="Times New Roman"/>
+                <w:b/>
+                <w:sz w:val="19"/>
+                <w:szCs w:val="19"/>
+                <w:lang w:eastAsia="ru-RU"/>
+              </w:rPr>
+              <w:t xml:space="preserve"> </w:t>
+            </w:r>
+            <w:proofErr w:type="spellStart"/>
+            <w:r>
+              <w:rPr>
+                <w:rFonts w:ascii="Times New Roman" w:eastAsia="Times New Roman" w:hAnsi="Times New Roman"/>
+                <w:b/>
+                <w:sz w:val="19"/>
+                <w:szCs w:val="19"/>
+                <w:lang w:eastAsia="ru-RU"/>
+              </w:rPr>
+              <w:t>алынған</w:t>
+            </w:r>
+            <w:proofErr w:type="spellEnd"/>
+            <w:r>
+              <w:rPr>
+                <w:rFonts w:ascii="Times New Roman" w:eastAsia="Times New Roman" w:hAnsi="Times New Roman"/>
+                <w:b/>
+                <w:sz w:val="19"/>
+                <w:szCs w:val="19"/>
+                <w:lang w:eastAsia="ru-RU"/>
+              </w:rPr>
+              <w:t xml:space="preserve"> </w:t>
+            </w:r>
+            <w:proofErr w:type="spellStart"/>
+            <w:r>
+              <w:rPr>
+                <w:rFonts w:ascii="Times New Roman" w:eastAsia="Times New Roman" w:hAnsi="Times New Roman"/>
+                <w:b/>
+                <w:sz w:val="19"/>
+                <w:szCs w:val="19"/>
+                <w:lang w:eastAsia="ru-RU"/>
+              </w:rPr>
+              <w:t>куні</w:t>
+            </w:r>
+            <w:proofErr w:type="spellEnd"/>
+            <w:r>
+              <w:rPr>
+                <w:rFonts w:ascii="Times New Roman" w:eastAsia="Times New Roman" w:hAnsi="Times New Roman"/>
+                <w:b/>
+                <w:sz w:val="19"/>
+                <w:szCs w:val="19"/>
+                <w:lang w:eastAsia="ru-RU"/>
+              </w:rPr>
+              <w:t xml:space="preserve"> / </w:t>
             </w:r>
             <w:r>
               <w:rPr>
@@ -2475,15 +2916,71 @@
                 <w:lang w:eastAsia="ru-RU"/>
               </w:rPr>
             </w:pPr>
-            <w:r>
-              <w:rPr>
-                <w:rFonts w:ascii="Times New Roman" w:eastAsia="Times New Roman" w:hAnsi="Times New Roman"/>
-                <w:b/>
-                <w:sz w:val="19"/>
-                <w:szCs w:val="19"/>
-                <w:lang w:eastAsia="ru-RU"/>
-              </w:rPr>
-              <w:t xml:space="preserve">Құжаттар кімнен алынды / </w:t>
+            <w:proofErr w:type="spellStart"/>
+            <w:r>
+              <w:rPr>
+                <w:rFonts w:ascii="Times New Roman" w:eastAsia="Times New Roman" w:hAnsi="Times New Roman"/>
+                <w:b/>
+                <w:sz w:val="19"/>
+                <w:szCs w:val="19"/>
+                <w:lang w:eastAsia="ru-RU"/>
+              </w:rPr>
+              <w:t>Құжаттар</w:t>
+            </w:r>
+            <w:proofErr w:type="spellEnd"/>
+            <w:r>
+              <w:rPr>
+                <w:rFonts w:ascii="Times New Roman" w:eastAsia="Times New Roman" w:hAnsi="Times New Roman"/>
+                <w:b/>
+                <w:sz w:val="19"/>
+                <w:szCs w:val="19"/>
+                <w:lang w:eastAsia="ru-RU"/>
+              </w:rPr>
+              <w:t xml:space="preserve"> </w:t>
+            </w:r>
+            <w:proofErr w:type="spellStart"/>
+            <w:r>
+              <w:rPr>
+                <w:rFonts w:ascii="Times New Roman" w:eastAsia="Times New Roman" w:hAnsi="Times New Roman"/>
+                <w:b/>
+                <w:sz w:val="19"/>
+                <w:szCs w:val="19"/>
+                <w:lang w:eastAsia="ru-RU"/>
+              </w:rPr>
+              <w:t>кімнен</w:t>
+            </w:r>
+            <w:proofErr w:type="spellEnd"/>
+            <w:r>
+              <w:rPr>
+                <w:rFonts w:ascii="Times New Roman" w:eastAsia="Times New Roman" w:hAnsi="Times New Roman"/>
+                <w:b/>
+                <w:sz w:val="19"/>
+                <w:szCs w:val="19"/>
+                <w:lang w:eastAsia="ru-RU"/>
+              </w:rPr>
+              <w:t xml:space="preserve"> </w:t>
+            </w:r>
+            <w:proofErr w:type="spellStart"/>
+            <w:r>
+              <w:rPr>
+                <w:rFonts w:ascii="Times New Roman" w:eastAsia="Times New Roman" w:hAnsi="Times New Roman"/>
+                <w:b/>
+                <w:sz w:val="19"/>
+                <w:szCs w:val="19"/>
+                <w:lang w:eastAsia="ru-RU"/>
+              </w:rPr>
+              <w:t>алынды</w:t>
+            </w:r>
+            <w:proofErr w:type="spellEnd"/>
+            <w:r>
+              <w:rPr>
+                <w:rFonts w:ascii="Times New Roman" w:eastAsia="Times New Roman" w:hAnsi="Times New Roman"/>
+                <w:b/>
+                <w:sz w:val="19"/>
+                <w:szCs w:val="19"/>
+                <w:lang w:eastAsia="ru-RU"/>
+              </w:rPr>
+              <w:t xml:space="preserve"> / </w:t>
             </w:r>
           </w:p>
           <w:p>
@@ -2554,15 +3051,27 @@
                 <w:lang w:eastAsia="ru-RU"/>
               </w:rPr>
             </w:pPr>
-            <w:r>
-              <w:rPr>
-                <w:rFonts w:ascii="Times New Roman" w:eastAsia="Times New Roman" w:hAnsi="Times New Roman"/>
-                <w:b/>
-                <w:sz w:val="19"/>
-                <w:szCs w:val="19"/>
-                <w:lang w:eastAsia="ru-RU"/>
-              </w:rPr>
-              <w:t>Өтініш /</w:t>
+            <w:proofErr w:type="spellStart"/>
+            <w:r>
+              <w:rPr>
+                <w:rFonts w:ascii="Times New Roman" w:eastAsia="Times New Roman" w:hAnsi="Times New Roman"/>
+                <w:b/>
+                <w:sz w:val="19"/>
+                <w:szCs w:val="19"/>
+                <w:lang w:eastAsia="ru-RU"/>
+              </w:rPr>
+              <w:t>Өтініш</w:t>
+            </w:r>
+            <w:proofErr w:type="spellEnd"/>
+            <w:r>
+              <w:rPr>
+                <w:rFonts w:ascii="Times New Roman" w:eastAsia="Times New Roman" w:hAnsi="Times New Roman"/>
+                <w:b/>
+                <w:sz w:val="19"/>
+                <w:szCs w:val="19"/>
+                <w:lang w:eastAsia="ru-RU"/>
+              </w:rPr>
+              <w:t xml:space="preserve"> /</w:t>
             </w:r>
             <w:r>
               <w:rPr>
@@ -2679,16 +3188,40 @@
                 <w:lang w:eastAsia="ru-RU"/>
               </w:rPr>
             </w:pPr>
-            <w:r>
-              <w:rPr>
-                <w:rFonts w:ascii="Times New Roman" w:eastAsia="Times New Roman" w:hAnsi="Times New Roman"/>
-                <w:b/>
-                <w:sz w:val="19"/>
-                <w:szCs w:val="19"/>
-                <w:lang w:eastAsia="ru-RU"/>
-              </w:rPr>
-              <w:t>Бұйрық көшірмесі</w:t>
-            </w:r>
+            <w:proofErr w:type="spellStart"/>
+            <w:r>
+              <w:rPr>
+                <w:rFonts w:ascii="Times New Roman" w:eastAsia="Times New Roman" w:hAnsi="Times New Roman"/>
+                <w:b/>
+                <w:sz w:val="19"/>
+                <w:szCs w:val="19"/>
+                <w:lang w:eastAsia="ru-RU"/>
+              </w:rPr>
+              <w:t>Бұйрық</w:t>
+            </w:r>
+            <w:proofErr w:type="spellEnd"/>
+            <w:r>
+              <w:rPr>
+                <w:rFonts w:ascii="Times New Roman" w:eastAsia="Times New Roman" w:hAnsi="Times New Roman"/>
+                <w:b/>
+                <w:sz w:val="19"/>
+                <w:szCs w:val="19"/>
+                <w:lang w:eastAsia="ru-RU"/>
+              </w:rPr>
+              <w:t xml:space="preserve"> </w:t>
+            </w:r>
+            <w:proofErr w:type="spellStart"/>
+            <w:r>
+              <w:rPr>
+                <w:rFonts w:ascii="Times New Roman" w:eastAsia="Times New Roman" w:hAnsi="Times New Roman"/>
+                <w:b/>
+                <w:sz w:val="19"/>
+                <w:szCs w:val="19"/>
+                <w:lang w:eastAsia="ru-RU"/>
+              </w:rPr>
+              <w:t>көшірмесі</w:t>
+            </w:r>
+            <w:proofErr w:type="spellEnd"/>
             <w:r>
               <w:rPr>
                 <w:rFonts w:ascii="Times New Roman" w:eastAsia="Times New Roman" w:hAnsi="Times New Roman"/>
@@ -2802,15 +3335,27 @@
                 <w:lang w:eastAsia="ru-RU"/>
               </w:rPr>
             </w:pPr>
-            <w:r>
-              <w:rPr>
-                <w:rFonts w:ascii="Times New Roman" w:eastAsia="Times New Roman" w:hAnsi="Times New Roman"/>
-                <w:b/>
-                <w:sz w:val="19"/>
-                <w:szCs w:val="19"/>
-                <w:lang w:eastAsia="ru-RU"/>
-              </w:rPr>
-              <w:t>Қолхат /</w:t>
+            <w:proofErr w:type="spellStart"/>
+            <w:r>
+              <w:rPr>
+                <w:rFonts w:ascii="Times New Roman" w:eastAsia="Times New Roman" w:hAnsi="Times New Roman"/>
+                <w:b/>
+                <w:sz w:val="19"/>
+                <w:szCs w:val="19"/>
+                <w:lang w:eastAsia="ru-RU"/>
+              </w:rPr>
+              <w:t>Қолхат</w:t>
+            </w:r>
+            <w:proofErr w:type="spellEnd"/>
+            <w:r>
+              <w:rPr>
+                <w:rFonts w:ascii="Times New Roman" w:eastAsia="Times New Roman" w:hAnsi="Times New Roman"/>
+                <w:b/>
+                <w:sz w:val="19"/>
+                <w:szCs w:val="19"/>
+                <w:lang w:eastAsia="ru-RU"/>
+              </w:rPr>
+              <w:t xml:space="preserve"> /</w:t>
             </w:r>
             <w:r>
               <w:rPr>
@@ -2930,7 +3475,29 @@
                 <w:szCs w:val="19"/>
                 <w:lang w:eastAsia="ru-RU"/>
               </w:rPr>
-              <w:t xml:space="preserve">Мед-қ анықтама/ </w:t>
+              <w:t xml:space="preserve">Мед-қ </w:t>
+            </w:r>
+            <w:proofErr w:type="spellStart"/>
+            <w:r>
+              <w:rPr>
+                <w:rFonts w:ascii="Times New Roman" w:eastAsia="Times New Roman" w:hAnsi="Times New Roman"/>
+                <w:b/>
+                <w:sz w:val="19"/>
+                <w:szCs w:val="19"/>
+                <w:lang w:eastAsia="ru-RU"/>
+              </w:rPr>
+              <w:t>анықтама</w:t>
+            </w:r>
+            <w:proofErr w:type="spellEnd"/>
+            <w:r>
+              <w:rPr>
+                <w:rFonts w:ascii="Times New Roman" w:eastAsia="Times New Roman" w:hAnsi="Times New Roman"/>
+                <w:b/>
+                <w:sz w:val="19"/>
+                <w:szCs w:val="19"/>
+                <w:lang w:eastAsia="ru-RU"/>
+              </w:rPr>
+              <w:t xml:space="preserve">/ </w:t>
             </w:r>
             <w:r>
               <w:rPr>
@@ -3126,8 +3693,20 @@
                 <w:szCs w:val="19"/>
                 <w:lang w:eastAsia="ru-RU"/>
               </w:rPr>
-              <w:t>ВЛЭК+ психотест</w:t>
-            </w:r>
+              <w:t xml:space="preserve">ВЛЭК+ </w:t>
+            </w:r>
+            <w:proofErr w:type="spellStart"/>
+            <w:r>
+              <w:rPr>
+                <w:rFonts w:ascii="Times New Roman" w:eastAsia="Times New Roman" w:hAnsi="Times New Roman"/>
+                <w:i/>
+                <w:sz w:val="19"/>
+                <w:szCs w:val="19"/>
+                <w:lang w:eastAsia="ru-RU"/>
+              </w:rPr>
+              <w:t>психотест</w:t>
+            </w:r>
+            <w:proofErr w:type="spellEnd"/>
           </w:p>
         </w:tc>
         <w:tc>
@@ -3225,15 +3804,93 @@
                 <w:lang w:eastAsia="ru-RU"/>
               </w:rPr>
             </w:pPr>
-            <w:r>
-              <w:rPr>
-                <w:rFonts w:ascii="Times New Roman" w:eastAsia="Times New Roman" w:hAnsi="Times New Roman"/>
-                <w:b/>
-                <w:sz w:val="19"/>
-                <w:szCs w:val="19"/>
-                <w:lang w:eastAsia="ru-RU"/>
-              </w:rPr>
-              <w:t>Аттестатың, дипломның көшірмесі (қосымшасымен)</w:t>
+            <w:proofErr w:type="spellStart"/>
+            <w:r>
+              <w:rPr>
+                <w:rFonts w:ascii="Times New Roman" w:eastAsia="Times New Roman" w:hAnsi="Times New Roman"/>
+                <w:b/>
+                <w:sz w:val="19"/>
+                <w:szCs w:val="19"/>
+                <w:lang w:eastAsia="ru-RU"/>
+              </w:rPr>
+              <w:t>Аттестатың</w:t>
+            </w:r>
+            <w:proofErr w:type="spellEnd"/>
+            <w:r>
+              <w:rPr>
+                <w:rFonts w:ascii="Times New Roman" w:eastAsia="Times New Roman" w:hAnsi="Times New Roman"/>
+                <w:b/>
+                <w:sz w:val="19"/>
+                <w:szCs w:val="19"/>
+                <w:lang w:eastAsia="ru-RU"/>
+              </w:rPr>
+              <w:t xml:space="preserve">, </w:t>
+            </w:r>
+            <w:proofErr w:type="spellStart"/>
+            <w:r>
+              <w:rPr>
+                <w:rFonts w:ascii="Times New Roman" w:eastAsia="Times New Roman" w:hAnsi="Times New Roman"/>
+                <w:b/>
+                <w:sz w:val="19"/>
+                <w:szCs w:val="19"/>
+                <w:lang w:eastAsia="ru-RU"/>
+              </w:rPr>
+              <w:t>дипломның</w:t>
+            </w:r>
+            <w:proofErr w:type="spellEnd"/>
+            <w:r>
+              <w:rPr>
+                <w:rFonts w:ascii="Times New Roman" w:eastAsia="Times New Roman" w:hAnsi="Times New Roman"/>
+                <w:b/>
+                <w:sz w:val="19"/>
+                <w:szCs w:val="19"/>
+                <w:lang w:eastAsia="ru-RU"/>
+              </w:rPr>
+              <w:t xml:space="preserve"> </w:t>
+            </w:r>
+            <w:proofErr w:type="spellStart"/>
+            <w:r>
+              <w:rPr>
+                <w:rFonts w:ascii="Times New Roman" w:eastAsia="Times New Roman" w:hAnsi="Times New Roman"/>
+                <w:b/>
+                <w:sz w:val="19"/>
+                <w:szCs w:val="19"/>
+                <w:lang w:eastAsia="ru-RU"/>
+              </w:rPr>
+              <w:t>көшірмесі</w:t>
+            </w:r>
+            <w:proofErr w:type="spellEnd"/>
+            <w:r>
+              <w:rPr>
+                <w:rFonts w:ascii="Times New Roman" w:eastAsia="Times New Roman" w:hAnsi="Times New Roman"/>
+                <w:b/>
+                <w:sz w:val="19"/>
+                <w:szCs w:val="19"/>
+                <w:lang w:eastAsia="ru-RU"/>
+              </w:rPr>
+              <w:t xml:space="preserve"> (</w:t>
+            </w:r>
+            <w:proofErr w:type="spellStart"/>
+            <w:r>
+              <w:rPr>
+                <w:rFonts w:ascii="Times New Roman" w:eastAsia="Times New Roman" w:hAnsi="Times New Roman"/>
+                <w:b/>
+                <w:sz w:val="19"/>
+                <w:szCs w:val="19"/>
+                <w:lang w:eastAsia="ru-RU"/>
+              </w:rPr>
+              <w:t>қосымшасымен</w:t>
+            </w:r>
+            <w:proofErr w:type="spellEnd"/>
+            <w:r>
+              <w:rPr>
+                <w:rFonts w:ascii="Times New Roman" w:eastAsia="Times New Roman" w:hAnsi="Times New Roman"/>
+                <w:b/>
+                <w:sz w:val="19"/>
+                <w:szCs w:val="19"/>
+                <w:lang w:eastAsia="ru-RU"/>
+              </w:rPr>
+              <w:t>)</w:t>
             </w:r>
             <w:r>
               <w:rPr>
@@ -3356,8 +4013,42 @@
                 <w:szCs w:val="19"/>
                 <w:lang w:eastAsia="ru-RU"/>
               </w:rPr>
-              <w:t>ҰБТ сертификатының көшірмесі</w:t>
-            </w:r>
+              <w:t xml:space="preserve">ҰБТ </w:t>
+            </w:r>
+            <w:proofErr w:type="spellStart"/>
+            <w:r>
+              <w:rPr>
+                <w:rFonts w:ascii="Times New Roman" w:eastAsia="Times New Roman" w:hAnsi="Times New Roman"/>
+                <w:b/>
+                <w:sz w:val="19"/>
+                <w:szCs w:val="19"/>
+                <w:lang w:eastAsia="ru-RU"/>
+              </w:rPr>
+              <w:t>сертификатының</w:t>
+            </w:r>
+            <w:proofErr w:type="spellEnd"/>
+            <w:r>
+              <w:rPr>
+                <w:rFonts w:ascii="Times New Roman" w:eastAsia="Times New Roman" w:hAnsi="Times New Roman"/>
+                <w:b/>
+                <w:sz w:val="19"/>
+                <w:szCs w:val="19"/>
+                <w:lang w:eastAsia="ru-RU"/>
+              </w:rPr>
+              <w:t xml:space="preserve"> </w:t>
+            </w:r>
+            <w:proofErr w:type="spellStart"/>
+            <w:r>
+              <w:rPr>
+                <w:rFonts w:ascii="Times New Roman" w:eastAsia="Times New Roman" w:hAnsi="Times New Roman"/>
+                <w:b/>
+                <w:sz w:val="19"/>
+                <w:szCs w:val="19"/>
+                <w:lang w:eastAsia="ru-RU"/>
+              </w:rPr>
+              <w:t>көшірмесі</w:t>
+            </w:r>
+            <w:proofErr w:type="spellEnd"/>
             <w:r>
               <w:rPr>
                 <w:rFonts w:ascii="Times New Roman" w:eastAsia="Times New Roman" w:hAnsi="Times New Roman"/>
@@ -3469,8 +4160,42 @@
                 <w:szCs w:val="19"/>
                 <w:lang w:eastAsia="ru-RU"/>
               </w:rPr>
-              <w:t>Жеке құжаттың көшірмесі</w:t>
-            </w:r>
+              <w:t xml:space="preserve">Жеке </w:t>
+            </w:r>
+            <w:proofErr w:type="spellStart"/>
+            <w:r>
+              <w:rPr>
+                <w:rFonts w:ascii="Times New Roman" w:eastAsia="Times New Roman" w:hAnsi="Times New Roman"/>
+                <w:b/>
+                <w:sz w:val="19"/>
+                <w:szCs w:val="19"/>
+                <w:lang w:eastAsia="ru-RU"/>
+              </w:rPr>
+              <w:t>құжаттың</w:t>
+            </w:r>
+            <w:proofErr w:type="spellEnd"/>
+            <w:r>
+              <w:rPr>
+                <w:rFonts w:ascii="Times New Roman" w:eastAsia="Times New Roman" w:hAnsi="Times New Roman"/>
+                <w:b/>
+                <w:sz w:val="19"/>
+                <w:szCs w:val="19"/>
+                <w:lang w:eastAsia="ru-RU"/>
+              </w:rPr>
+              <w:t xml:space="preserve"> </w:t>
+            </w:r>
+            <w:proofErr w:type="spellStart"/>
+            <w:r>
+              <w:rPr>
+                <w:rFonts w:ascii="Times New Roman" w:eastAsia="Times New Roman" w:hAnsi="Times New Roman"/>
+                <w:b/>
+                <w:sz w:val="19"/>
+                <w:szCs w:val="19"/>
+                <w:lang w:eastAsia="ru-RU"/>
+              </w:rPr>
+              <w:t>көшірмесі</w:t>
+            </w:r>
+            <w:proofErr w:type="spellEnd"/>
             <w:r>
               <w:rPr>
                 <w:rFonts w:ascii="Times New Roman" w:eastAsia="Times New Roman" w:hAnsi="Times New Roman"/>
@@ -3577,16 +4302,62 @@
                 <w:lang w:eastAsia="ru-RU"/>
               </w:rPr>
             </w:pPr>
-            <w:r>
-              <w:rPr>
-                <w:rFonts w:ascii="Times New Roman" w:eastAsia="Times New Roman" w:hAnsi="Times New Roman"/>
-                <w:b/>
-                <w:sz w:val="19"/>
-                <w:szCs w:val="19"/>
-                <w:lang w:eastAsia="ru-RU"/>
-              </w:rPr>
-              <w:t>Білім беру гранты куәлігінің көшірмесі</w:t>
-            </w:r>
+            <w:proofErr w:type="spellStart"/>
+            <w:r>
+              <w:rPr>
+                <w:rFonts w:ascii="Times New Roman" w:eastAsia="Times New Roman" w:hAnsi="Times New Roman"/>
+                <w:b/>
+                <w:sz w:val="19"/>
+                <w:szCs w:val="19"/>
+                <w:lang w:eastAsia="ru-RU"/>
+              </w:rPr>
+              <w:t>Білім</w:t>
+            </w:r>
+            <w:proofErr w:type="spellEnd"/>
+            <w:r>
+              <w:rPr>
+                <w:rFonts w:ascii="Times New Roman" w:eastAsia="Times New Roman" w:hAnsi="Times New Roman"/>
+                <w:b/>
+                <w:sz w:val="19"/>
+                <w:szCs w:val="19"/>
+                <w:lang w:eastAsia="ru-RU"/>
+              </w:rPr>
+              <w:t xml:space="preserve"> беру гранты </w:t>
+            </w:r>
+            <w:proofErr w:type="spellStart"/>
+            <w:r>
+              <w:rPr>
+                <w:rFonts w:ascii="Times New Roman" w:eastAsia="Times New Roman" w:hAnsi="Times New Roman"/>
+                <w:b/>
+                <w:sz w:val="19"/>
+                <w:szCs w:val="19"/>
+                <w:lang w:eastAsia="ru-RU"/>
+              </w:rPr>
+              <w:t>куәлігінің</w:t>
+            </w:r>
+            <w:proofErr w:type="spellEnd"/>
+            <w:r>
+              <w:rPr>
+                <w:rFonts w:ascii="Times New Roman" w:eastAsia="Times New Roman" w:hAnsi="Times New Roman"/>
+                <w:b/>
+                <w:sz w:val="19"/>
+                <w:szCs w:val="19"/>
+                <w:lang w:eastAsia="ru-RU"/>
+              </w:rPr>
+              <w:t xml:space="preserve"> </w:t>
+            </w:r>
+            <w:proofErr w:type="spellStart"/>
+            <w:r>
+              <w:rPr>
+                <w:rFonts w:ascii="Times New Roman" w:eastAsia="Times New Roman" w:hAnsi="Times New Roman"/>
+                <w:b/>
+                <w:sz w:val="19"/>
+                <w:szCs w:val="19"/>
+                <w:lang w:eastAsia="ru-RU"/>
+              </w:rPr>
+              <w:t>көшірмесі</w:t>
+            </w:r>
+            <w:proofErr w:type="spellEnd"/>
             <w:r>
               <w:rPr>
                 <w:rFonts w:ascii="Times New Roman" w:eastAsia="Times New Roman" w:hAnsi="Times New Roman"/>
@@ -3690,16 +4461,84 @@
                 <w:lang w:eastAsia="ru-RU"/>
               </w:rPr>
             </w:pPr>
-            <w:r>
-              <w:rPr>
-                <w:rFonts w:ascii="Times New Roman" w:eastAsia="Times New Roman" w:hAnsi="Times New Roman"/>
-                <w:b/>
-                <w:sz w:val="19"/>
-                <w:szCs w:val="19"/>
-                <w:lang w:eastAsia="ru-RU"/>
-              </w:rPr>
-              <w:t>Ұшқыш, әуедиспетчер куәлігінің көшірмесі</w:t>
-            </w:r>
+            <w:proofErr w:type="spellStart"/>
+            <w:r>
+              <w:rPr>
+                <w:rFonts w:ascii="Times New Roman" w:eastAsia="Times New Roman" w:hAnsi="Times New Roman"/>
+                <w:b/>
+                <w:sz w:val="19"/>
+                <w:szCs w:val="19"/>
+                <w:lang w:eastAsia="ru-RU"/>
+              </w:rPr>
+              <w:t>Ұшқыш</w:t>
+            </w:r>
+            <w:proofErr w:type="spellEnd"/>
+            <w:r>
+              <w:rPr>
+                <w:rFonts w:ascii="Times New Roman" w:eastAsia="Times New Roman" w:hAnsi="Times New Roman"/>
+                <w:b/>
+                <w:sz w:val="19"/>
+                <w:szCs w:val="19"/>
+                <w:lang w:eastAsia="ru-RU"/>
+              </w:rPr>
+              <w:t xml:space="preserve">, </w:t>
+            </w:r>
+            <w:proofErr w:type="spellStart"/>
+            <w:r>
+              <w:rPr>
+                <w:rFonts w:ascii="Times New Roman" w:eastAsia="Times New Roman" w:hAnsi="Times New Roman"/>
+                <w:b/>
+                <w:sz w:val="19"/>
+                <w:szCs w:val="19"/>
+                <w:lang w:eastAsia="ru-RU"/>
+              </w:rPr>
+              <w:t>әуедиспетчер</w:t>
+            </w:r>
+            <w:proofErr w:type="spellEnd"/>
+            <w:r>
+              <w:rPr>
+                <w:rFonts w:ascii="Times New Roman" w:eastAsia="Times New Roman" w:hAnsi="Times New Roman"/>
+                <w:b/>
+                <w:sz w:val="19"/>
+                <w:szCs w:val="19"/>
+                <w:lang w:eastAsia="ru-RU"/>
+              </w:rPr>
+              <w:t xml:space="preserve"> </w:t>
+            </w:r>
+            <w:proofErr w:type="spellStart"/>
+            <w:r>
+              <w:rPr>
+                <w:rFonts w:ascii="Times New Roman" w:eastAsia="Times New Roman" w:hAnsi="Times New Roman"/>
+                <w:b/>
+                <w:sz w:val="19"/>
+                <w:szCs w:val="19"/>
+                <w:lang w:eastAsia="ru-RU"/>
+              </w:rPr>
+              <w:t>куәлігінің</w:t>
+            </w:r>
+            <w:proofErr w:type="spellEnd"/>
+            <w:r>
+              <w:rPr>
+                <w:rFonts w:ascii="Times New Roman" w:eastAsia="Times New Roman" w:hAnsi="Times New Roman"/>
+                <w:b/>
+                <w:sz w:val="19"/>
+                <w:szCs w:val="19"/>
+                <w:lang w:eastAsia="ru-RU"/>
+              </w:rPr>
+              <w:t xml:space="preserve"> </w:t>
+            </w:r>
+            <w:proofErr w:type="spellStart"/>
+            <w:r>
+              <w:rPr>
+                <w:rFonts w:ascii="Times New Roman" w:eastAsia="Times New Roman" w:hAnsi="Times New Roman"/>
+                <w:b/>
+                <w:sz w:val="19"/>
+                <w:szCs w:val="19"/>
+                <w:lang w:eastAsia="ru-RU"/>
+              </w:rPr>
+              <w:t>көшірмесі</w:t>
+            </w:r>
+            <w:proofErr w:type="spellEnd"/>
             <w:r>
               <w:rPr>
                 <w:rFonts w:ascii="Times New Roman" w:eastAsia="Times New Roman" w:hAnsi="Times New Roman"/>
@@ -3803,15 +4642,27 @@
                 <w:lang w:eastAsia="ru-RU"/>
               </w:rPr>
             </w:pPr>
-            <w:r>
-              <w:rPr>
-                <w:rFonts w:ascii="Times New Roman" w:eastAsia="Times New Roman" w:hAnsi="Times New Roman"/>
-                <w:b/>
-                <w:sz w:val="19"/>
-                <w:szCs w:val="19"/>
-                <w:lang w:eastAsia="ru-RU"/>
-              </w:rPr>
-              <w:t>Келісімшарт /</w:t>
+            <w:proofErr w:type="spellStart"/>
+            <w:r>
+              <w:rPr>
+                <w:rFonts w:ascii="Times New Roman" w:eastAsia="Times New Roman" w:hAnsi="Times New Roman"/>
+                <w:b/>
+                <w:sz w:val="19"/>
+                <w:szCs w:val="19"/>
+                <w:lang w:eastAsia="ru-RU"/>
+              </w:rPr>
+              <w:t>Келісімшарт</w:t>
+            </w:r>
+            <w:proofErr w:type="spellEnd"/>
+            <w:r>
+              <w:rPr>
+                <w:rFonts w:ascii="Times New Roman" w:eastAsia="Times New Roman" w:hAnsi="Times New Roman"/>
+                <w:b/>
+                <w:sz w:val="19"/>
+                <w:szCs w:val="19"/>
+                <w:lang w:eastAsia="ru-RU"/>
+              </w:rPr>
+              <w:t xml:space="preserve"> /</w:t>
             </w:r>
             <w:r>
               <w:rPr>
@@ -3934,7 +4785,51 @@
                 <w:szCs w:val="19"/>
                 <w:lang w:eastAsia="ru-RU"/>
               </w:rPr>
-              <w:t>Жеке мәліметтерді жинау мен ө</w:t>
+              <w:t xml:space="preserve">Жеке </w:t>
+            </w:r>
+            <w:proofErr w:type="spellStart"/>
+            <w:r>
+              <w:rPr>
+                <w:rFonts w:ascii="Times New Roman" w:eastAsia="Times New Roman" w:hAnsi="Times New Roman"/>
+                <w:b/>
+                <w:sz w:val="19"/>
+                <w:szCs w:val="19"/>
+                <w:lang w:eastAsia="ru-RU"/>
+              </w:rPr>
+              <w:t>мәліметтерді</w:t>
+            </w:r>
+            <w:proofErr w:type="spellEnd"/>
+            <w:r>
+              <w:rPr>
+                <w:rFonts w:ascii="Times New Roman" w:eastAsia="Times New Roman" w:hAnsi="Times New Roman"/>
+                <w:b/>
+                <w:sz w:val="19"/>
+                <w:szCs w:val="19"/>
+                <w:lang w:eastAsia="ru-RU"/>
+              </w:rPr>
+              <w:t xml:space="preserve"> </w:t>
+            </w:r>
+            <w:proofErr w:type="spellStart"/>
+            <w:r>
+              <w:rPr>
+                <w:rFonts w:ascii="Times New Roman" w:eastAsia="Times New Roman" w:hAnsi="Times New Roman"/>
+                <w:b/>
+                <w:sz w:val="19"/>
+                <w:szCs w:val="19"/>
+                <w:lang w:eastAsia="ru-RU"/>
+              </w:rPr>
+              <w:t>жинау</w:t>
+            </w:r>
+            <w:proofErr w:type="spellEnd"/>
+            <w:r>
+              <w:rPr>
+                <w:rFonts w:ascii="Times New Roman" w:eastAsia="Times New Roman" w:hAnsi="Times New Roman"/>
+                <w:b/>
+                <w:sz w:val="19"/>
+                <w:szCs w:val="19"/>
+                <w:lang w:eastAsia="ru-RU"/>
+              </w:rPr>
+              <w:t xml:space="preserve"> мен ө</w:t>
             </w:r>
             <w:r>
               <w:rPr>
@@ -3946,15 +4841,27 @@
               </w:rPr>
               <w:t>ң</w:t>
             </w:r>
-            <w:r>
-              <w:rPr>
-                <w:rFonts w:ascii="Times New Roman" w:eastAsia="Times New Roman" w:hAnsi="Times New Roman"/>
-                <w:b/>
-                <w:sz w:val="19"/>
-                <w:szCs w:val="19"/>
-                <w:lang w:eastAsia="ru-RU"/>
-              </w:rPr>
-              <w:t xml:space="preserve">деу </w:t>
+            <w:proofErr w:type="spellStart"/>
+            <w:r>
+              <w:rPr>
+                <w:rFonts w:ascii="Times New Roman" w:eastAsia="Times New Roman" w:hAnsi="Times New Roman"/>
+                <w:b/>
+                <w:sz w:val="19"/>
+                <w:szCs w:val="19"/>
+                <w:lang w:eastAsia="ru-RU"/>
+              </w:rPr>
+              <w:t>деу</w:t>
+            </w:r>
+            <w:proofErr w:type="spellEnd"/>
+            <w:r>
+              <w:rPr>
+                <w:rFonts w:ascii="Times New Roman" w:eastAsia="Times New Roman" w:hAnsi="Times New Roman"/>
+                <w:b/>
+                <w:sz w:val="19"/>
+                <w:szCs w:val="19"/>
+                <w:lang w:eastAsia="ru-RU"/>
+              </w:rPr>
+              <w:t xml:space="preserve"> </w:t>
             </w:r>
             <w:r>
               <w:rPr>
@@ -3966,15 +4873,27 @@
               </w:rPr>
               <w:t>ж</w:t>
             </w:r>
-            <w:r>
-              <w:rPr>
-                <w:rFonts w:ascii="Times New Roman" w:eastAsia="Times New Roman" w:hAnsi="Times New Roman"/>
-                <w:b/>
-                <w:sz w:val="19"/>
-                <w:szCs w:val="19"/>
-                <w:lang w:eastAsia="ru-RU"/>
-              </w:rPr>
-              <w:t>асауға КЕЛІСІМ</w:t>
+            <w:proofErr w:type="spellStart"/>
+            <w:r>
+              <w:rPr>
+                <w:rFonts w:ascii="Times New Roman" w:eastAsia="Times New Roman" w:hAnsi="Times New Roman"/>
+                <w:b/>
+                <w:sz w:val="19"/>
+                <w:szCs w:val="19"/>
+                <w:lang w:eastAsia="ru-RU"/>
+              </w:rPr>
+              <w:t>асауға</w:t>
+            </w:r>
+            <w:proofErr w:type="spellEnd"/>
+            <w:r>
+              <w:rPr>
+                <w:rFonts w:ascii="Times New Roman" w:eastAsia="Times New Roman" w:hAnsi="Times New Roman"/>
+                <w:b/>
+                <w:sz w:val="19"/>
+                <w:szCs w:val="19"/>
+                <w:lang w:eastAsia="ru-RU"/>
+              </w:rPr>
+              <w:t xml:space="preserve"> КЕЛІСІМ</w:t>
             </w:r>
             <w:r>
               <w:rPr>
@@ -4202,7 +5121,29 @@
                 <w:szCs w:val="19"/>
                 <w:lang w:eastAsia="ru-RU"/>
               </w:rPr>
-              <w:t xml:space="preserve">IELTS, TOEFL халықаралық сертификаты/ </w:t>
+              <w:t xml:space="preserve">IELTS, TOEFL </w:t>
+            </w:r>
+            <w:proofErr w:type="spellStart"/>
+            <w:r>
+              <w:rPr>
+                <w:rFonts w:ascii="Times New Roman" w:eastAsia="Times New Roman" w:hAnsi="Times New Roman"/>
+                <w:b/>
+                <w:sz w:val="19"/>
+                <w:szCs w:val="19"/>
+                <w:lang w:eastAsia="ru-RU"/>
+              </w:rPr>
+              <w:t>халықаралық</w:t>
+            </w:r>
+            <w:proofErr w:type="spellEnd"/>
+            <w:r>
+              <w:rPr>
+                <w:rFonts w:ascii="Times New Roman" w:eastAsia="Times New Roman" w:hAnsi="Times New Roman"/>
+                <w:b/>
+                <w:sz w:val="19"/>
+                <w:szCs w:val="19"/>
+                <w:lang w:eastAsia="ru-RU"/>
+              </w:rPr>
+              <w:t xml:space="preserve"> сертификаты/ </w:t>
             </w:r>
             <w:r>
               <w:rPr>
@@ -4308,16 +5249,62 @@
                 <w:lang w:val="kk-KZ" w:eastAsia="ru-RU"/>
               </w:rPr>
             </w:pPr>
-            <w:r>
-              <w:rPr>
-                <w:rFonts w:ascii="Times New Roman" w:eastAsia="Times New Roman" w:hAnsi="Times New Roman"/>
-                <w:b/>
-                <w:sz w:val="19"/>
-                <w:szCs w:val="19"/>
-                <w:lang w:eastAsia="ru-RU"/>
-              </w:rPr>
-              <w:t>Жұмыс орнынан анықтама</w:t>
-            </w:r>
+            <w:proofErr w:type="spellStart"/>
+            <w:r>
+              <w:rPr>
+                <w:rFonts w:ascii="Times New Roman" w:eastAsia="Times New Roman" w:hAnsi="Times New Roman"/>
+                <w:b/>
+                <w:sz w:val="19"/>
+                <w:szCs w:val="19"/>
+                <w:lang w:eastAsia="ru-RU"/>
+              </w:rPr>
+              <w:t>Жұмыс</w:t>
+            </w:r>
+            <w:proofErr w:type="spellEnd"/>
+            <w:r>
+              <w:rPr>
+                <w:rFonts w:ascii="Times New Roman" w:eastAsia="Times New Roman" w:hAnsi="Times New Roman"/>
+                <w:b/>
+                <w:sz w:val="19"/>
+                <w:szCs w:val="19"/>
+                <w:lang w:eastAsia="ru-RU"/>
+              </w:rPr>
+              <w:t xml:space="preserve"> </w:t>
+            </w:r>
+            <w:proofErr w:type="spellStart"/>
+            <w:r>
+              <w:rPr>
+                <w:rFonts w:ascii="Times New Roman" w:eastAsia="Times New Roman" w:hAnsi="Times New Roman"/>
+                <w:b/>
+                <w:sz w:val="19"/>
+                <w:szCs w:val="19"/>
+                <w:lang w:eastAsia="ru-RU"/>
+              </w:rPr>
+              <w:t>орнынан</w:t>
+            </w:r>
+            <w:proofErr w:type="spellEnd"/>
+            <w:r>
+              <w:rPr>
+                <w:rFonts w:ascii="Times New Roman" w:eastAsia="Times New Roman" w:hAnsi="Times New Roman"/>
+                <w:b/>
+                <w:sz w:val="19"/>
+                <w:szCs w:val="19"/>
+                <w:lang w:eastAsia="ru-RU"/>
+              </w:rPr>
+              <w:t xml:space="preserve"> </w:t>
+            </w:r>
+            <w:proofErr w:type="spellStart"/>
+            <w:r>
+              <w:rPr>
+                <w:rFonts w:ascii="Times New Roman" w:eastAsia="Times New Roman" w:hAnsi="Times New Roman"/>
+                <w:b/>
+                <w:sz w:val="19"/>
+                <w:szCs w:val="19"/>
+                <w:lang w:eastAsia="ru-RU"/>
+              </w:rPr>
+              <w:t>анықтама</w:t>
+            </w:r>
+            <w:proofErr w:type="spellEnd"/>
             <w:r>
               <w:rPr>
                 <w:rFonts w:ascii="Times New Roman" w:eastAsia="Times New Roman" w:hAnsi="Times New Roman"/>
@@ -4448,45 +5435,6 @@
                 <w:lang w:eastAsia="ru-RU"/>
               </w:rPr>
             </w:pPr>
-            <w:r>
-              <w:rPr>
-                <w:rFonts w:ascii="Times New Roman" w:eastAsia="Times New Roman" w:hAnsi="Times New Roman"/>
-                <w:b/>
-                <w:sz w:val="19"/>
-                <w:szCs w:val="19"/>
-                <w:lang w:val="kk-KZ" w:eastAsia="ru-RU"/>
-              </w:rPr>
-              <w:t xml:space="preserve">Оқуға қабылдау туралы бұйрықтың </w:t>
-            </w:r>
-            <w:r>
-              <w:rPr>
-                <w:rFonts w:ascii="Times New Roman" w:eastAsia="Times New Roman" w:hAnsi="Times New Roman"/>
-                <w:b/>
-                <w:sz w:val="19"/>
-                <w:szCs w:val="19"/>
-                <w:lang w:eastAsia="ru-RU"/>
-              </w:rPr>
-              <w:t>үзінді</w:t>
-            </w:r>
-            <w:r>
-              <w:rPr>
-                <w:rFonts w:ascii="Times New Roman" w:eastAsia="Times New Roman" w:hAnsi="Times New Roman"/>
-                <w:b/>
-                <w:sz w:val="19"/>
-                <w:szCs w:val="19"/>
-                <w:lang w:val="kk-KZ" w:eastAsia="ru-RU"/>
-              </w:rPr>
-              <w:t>сі</w:t>
-            </w:r>
-            <w:r>
-              <w:rPr>
-                <w:rFonts w:ascii="Times New Roman" w:eastAsia="Times New Roman" w:hAnsi="Times New Roman"/>
-                <w:sz w:val="19"/>
-                <w:szCs w:val="19"/>
-                <w:lang w:eastAsia="ru-RU"/>
-              </w:rPr>
-              <w:t>/ Выписка из приказа о зачислении</w:t>
-            </w:r>
           </w:p>
         </w:tc>
         <w:tc>
@@ -4913,7 +5861,73 @@
           <w:szCs w:val="19"/>
           <w:lang w:eastAsia="ru-RU"/>
         </w:rPr>
-        <w:t>1. Жалпы орта білім туралы аттестат</w:t>
+        <w:t xml:space="preserve">1. </w:t>
+      </w:r>
+      <w:proofErr w:type="spellStart"/>
+      <w:r>
+        <w:rPr>
+          <w:rFonts w:ascii="Times New Roman" w:eastAsia="Times New Roman" w:hAnsi="Times New Roman"/>
+          <w:b/>
+          <w:sz w:val="19"/>
+          <w:szCs w:val="19"/>
+          <w:lang w:eastAsia="ru-RU"/>
+        </w:rPr>
+        <w:t>Жалпы</w:t>
+      </w:r>
+      <w:proofErr w:type="spellEnd"/>
+      <w:r>
+        <w:rPr>
+          <w:rFonts w:ascii="Times New Roman" w:eastAsia="Times New Roman" w:hAnsi="Times New Roman"/>
+          <w:b/>
+          <w:sz w:val="19"/>
+          <w:szCs w:val="19"/>
+          <w:lang w:eastAsia="ru-RU"/>
+        </w:rPr>
+        <w:t xml:space="preserve"> орта </w:t>
+      </w:r>
+      <w:proofErr w:type="spellStart"/>
+      <w:r>
+        <w:rPr>
+          <w:rFonts w:ascii="Times New Roman" w:eastAsia="Times New Roman" w:hAnsi="Times New Roman"/>
+          <w:b/>
+          <w:sz w:val="19"/>
+          <w:szCs w:val="19"/>
+          <w:lang w:eastAsia="ru-RU"/>
+        </w:rPr>
+        <w:t>білім</w:t>
+      </w:r>
+      <w:proofErr w:type="spellEnd"/>
+      <w:r>
+        <w:rPr>
+          <w:rFonts w:ascii="Times New Roman" w:eastAsia="Times New Roman" w:hAnsi="Times New Roman"/>
+          <w:b/>
+          <w:sz w:val="19"/>
+          <w:szCs w:val="19"/>
+          <w:lang w:eastAsia="ru-RU"/>
+        </w:rPr>
+        <w:t xml:space="preserve"> </w:t>
+      </w:r>
+      <w:proofErr w:type="spellStart"/>
+      <w:r>
+        <w:rPr>
+          <w:rFonts w:ascii="Times New Roman" w:eastAsia="Times New Roman" w:hAnsi="Times New Roman"/>
+          <w:b/>
+          <w:sz w:val="19"/>
+          <w:szCs w:val="19"/>
+          <w:lang w:eastAsia="ru-RU"/>
+        </w:rPr>
+        <w:t>туралы</w:t>
+      </w:r>
+      <w:proofErr w:type="spellEnd"/>
+      <w:r>
+        <w:rPr>
+          <w:rFonts w:ascii="Times New Roman" w:eastAsia="Times New Roman" w:hAnsi="Times New Roman"/>
+          <w:b/>
+          <w:sz w:val="19"/>
+          <w:szCs w:val="19"/>
+          <w:lang w:eastAsia="ru-RU"/>
+        </w:rPr>
+        <w:t xml:space="preserve"> аттестат</w:t>
       </w:r>
       <w:r>
         <w:rPr>
@@ -4934,8 +5948,42 @@
           <w:szCs w:val="19"/>
           <w:lang w:eastAsia="ru-RU"/>
         </w:rPr>
-        <w:t xml:space="preserve"> сериясы қосымшасымен</w:t>
+        <w:t xml:space="preserve"> </w:t>
       </w:r>
+      <w:proofErr w:type="spellStart"/>
+      <w:r>
+        <w:rPr>
+          <w:rFonts w:ascii="Times New Roman" w:eastAsia="Times New Roman" w:hAnsi="Times New Roman"/>
+          <w:b/>
+          <w:sz w:val="19"/>
+          <w:szCs w:val="19"/>
+          <w:lang w:eastAsia="ru-RU"/>
+        </w:rPr>
+        <w:t>сериясы</w:t>
+      </w:r>
+      <w:proofErr w:type="spellEnd"/>
+      <w:r>
+        <w:rPr>
+          <w:rFonts w:ascii="Times New Roman" w:eastAsia="Times New Roman" w:hAnsi="Times New Roman"/>
+          <w:b/>
+          <w:sz w:val="19"/>
+          <w:szCs w:val="19"/>
+          <w:lang w:eastAsia="ru-RU"/>
+        </w:rPr>
+        <w:t xml:space="preserve"> </w:t>
+      </w:r>
+      <w:proofErr w:type="spellStart"/>
+      <w:r>
+        <w:rPr>
+          <w:rFonts w:ascii="Times New Roman" w:eastAsia="Times New Roman" w:hAnsi="Times New Roman"/>
+          <w:b/>
+          <w:sz w:val="19"/>
+          <w:szCs w:val="19"/>
+          <w:lang w:eastAsia="ru-RU"/>
+        </w:rPr>
+        <w:t>қосымшасымен</w:t>
+      </w:r>
+      <w:proofErr w:type="spellEnd"/>
     </w:p>
     <w:p>
       <w:pPr>
@@ -5057,6 +6105,7 @@
         </w:rPr>
         <w:t xml:space="preserve">______________________ </w:t>
       </w:r>
+      <w:proofErr w:type="spellStart"/>
       <w:r>
         <w:rPr>
           <w:rFonts w:ascii="Times New Roman" w:eastAsia="Times New Roman" w:hAnsi="Times New Roman"/>
@@ -5067,6 +6116,7 @@
         </w:rPr>
         <w:t>қосымшасымен</w:t>
       </w:r>
+      <w:proofErr w:type="spellEnd"/>
     </w:p>
     <w:p>
       <w:pPr>
@@ -5120,8 +6170,20 @@
           <w:szCs w:val="19"/>
           <w:lang w:eastAsia="ru-RU"/>
         </w:rPr>
-        <w:t>3. Фотосурет</w:t>
+        <w:t xml:space="preserve">3. </w:t>
       </w:r>
+      <w:proofErr w:type="spellStart"/>
+      <w:r>
+        <w:rPr>
+          <w:rFonts w:ascii="Times New Roman" w:eastAsia="Times New Roman" w:hAnsi="Times New Roman"/>
+          <w:b/>
+          <w:sz w:val="19"/>
+          <w:szCs w:val="19"/>
+          <w:lang w:eastAsia="ru-RU"/>
+        </w:rPr>
+        <w:t>Фотосурет</w:t>
+      </w:r>
+      <w:proofErr w:type="spellEnd"/>
       <w:r>
         <w:rPr>
           <w:rFonts w:ascii="Times New Roman" w:eastAsia="Times New Roman" w:hAnsi="Times New Roman"/>
@@ -5131,6 +6193,7 @@
         </w:rPr>
         <w:t xml:space="preserve"> / </w:t>
       </w:r>
+      <w:proofErr w:type="spellStart"/>
       <w:r>
         <w:rPr>
           <w:rFonts w:ascii="Times New Roman" w:eastAsia="Times New Roman" w:hAnsi="Times New Roman"/>
@@ -5158,7 +6221,18 @@
           <w:szCs w:val="19"/>
           <w:lang w:eastAsia="ru-RU"/>
         </w:rPr>
-        <w:t xml:space="preserve">саны </w:t>
+        <w:t>саны</w:t>
+      </w:r>
+      <w:proofErr w:type="spellEnd"/>
+      <w:r>
+        <w:rPr>
+          <w:rFonts w:ascii="Times New Roman" w:eastAsia="Times New Roman" w:hAnsi="Times New Roman"/>
+          <w:b/>
+          <w:sz w:val="19"/>
+          <w:szCs w:val="19"/>
+          <w:lang w:eastAsia="ru-RU"/>
+        </w:rPr>
+        <w:t xml:space="preserve"> </w:t>
       </w:r>
       <w:r>
         <w:rPr>
@@ -5223,8 +6297,108 @@
           <w:szCs w:val="19"/>
           <w:lang w:eastAsia="ru-RU"/>
         </w:rPr>
-        <w:t>Жеке құжаттарды техникалық қабылдау хатшысы тапсырды</w:t>
+        <w:t xml:space="preserve">Жеке </w:t>
       </w:r>
+      <w:proofErr w:type="spellStart"/>
+      <w:r>
+        <w:rPr>
+          <w:rFonts w:ascii="Times New Roman" w:eastAsia="Times New Roman" w:hAnsi="Times New Roman"/>
+          <w:b/>
+          <w:sz w:val="19"/>
+          <w:szCs w:val="19"/>
+          <w:lang w:eastAsia="ru-RU"/>
+        </w:rPr>
+        <w:t>құжаттарды</w:t>
+      </w:r>
+      <w:proofErr w:type="spellEnd"/>
+      <w:r>
+        <w:rPr>
+          <w:rFonts w:ascii="Times New Roman" w:eastAsia="Times New Roman" w:hAnsi="Times New Roman"/>
+          <w:b/>
+          <w:sz w:val="19"/>
+          <w:szCs w:val="19"/>
+          <w:lang w:eastAsia="ru-RU"/>
+        </w:rPr>
+        <w:t xml:space="preserve"> </w:t>
+      </w:r>
+      <w:proofErr w:type="spellStart"/>
+      <w:r>
+        <w:rPr>
+          <w:rFonts w:ascii="Times New Roman" w:eastAsia="Times New Roman" w:hAnsi="Times New Roman"/>
+          <w:b/>
+          <w:sz w:val="19"/>
+          <w:szCs w:val="19"/>
+          <w:lang w:eastAsia="ru-RU"/>
+        </w:rPr>
+        <w:t>техникалық</w:t>
+      </w:r>
+      <w:proofErr w:type="spellEnd"/>
+      <w:r>
+        <w:rPr>
+          <w:rFonts w:ascii="Times New Roman" w:eastAsia="Times New Roman" w:hAnsi="Times New Roman"/>
+          <w:b/>
+          <w:sz w:val="19"/>
+          <w:szCs w:val="19"/>
+          <w:lang w:eastAsia="ru-RU"/>
+        </w:rPr>
+        <w:t xml:space="preserve"> </w:t>
+      </w:r>
+      <w:proofErr w:type="spellStart"/>
+      <w:r>
+        <w:rPr>
+          <w:rFonts w:ascii="Times New Roman" w:eastAsia="Times New Roman" w:hAnsi="Times New Roman"/>
+          <w:b/>
+          <w:sz w:val="19"/>
+          <w:szCs w:val="19"/>
+          <w:lang w:eastAsia="ru-RU"/>
+        </w:rPr>
+        <w:t>қабылдау</w:t>
+      </w:r>
+      <w:proofErr w:type="spellEnd"/>
+      <w:r>
+        <w:rPr>
+          <w:rFonts w:ascii="Times New Roman" w:eastAsia="Times New Roman" w:hAnsi="Times New Roman"/>
+          <w:b/>
+          <w:sz w:val="19"/>
+          <w:szCs w:val="19"/>
+          <w:lang w:eastAsia="ru-RU"/>
+        </w:rPr>
+        <w:t xml:space="preserve"> </w:t>
+      </w:r>
+      <w:proofErr w:type="spellStart"/>
+      <w:r>
+        <w:rPr>
+          <w:rFonts w:ascii="Times New Roman" w:eastAsia="Times New Roman" w:hAnsi="Times New Roman"/>
+          <w:b/>
+          <w:sz w:val="19"/>
+          <w:szCs w:val="19"/>
+          <w:lang w:eastAsia="ru-RU"/>
+        </w:rPr>
+        <w:t>хатшысы</w:t>
+      </w:r>
+      <w:proofErr w:type="spellEnd"/>
+      <w:r>
+        <w:rPr>
+          <w:rFonts w:ascii="Times New Roman" w:eastAsia="Times New Roman" w:hAnsi="Times New Roman"/>
+          <w:b/>
+          <w:sz w:val="19"/>
+          <w:szCs w:val="19"/>
+          <w:lang w:eastAsia="ru-RU"/>
+        </w:rPr>
+        <w:t xml:space="preserve"> </w:t>
+      </w:r>
+      <w:proofErr w:type="spellStart"/>
+      <w:r>
+        <w:rPr>
+          <w:rFonts w:ascii="Times New Roman" w:eastAsia="Times New Roman" w:hAnsi="Times New Roman"/>
+          <w:b/>
+          <w:sz w:val="19"/>
+          <w:szCs w:val="19"/>
+          <w:lang w:eastAsia="ru-RU"/>
+        </w:rPr>
+        <w:t>тапсырды</w:t>
+      </w:r>
+      <w:proofErr w:type="spellEnd"/>
       <w:r>
         <w:rPr>
           <w:rFonts w:ascii="Times New Roman" w:eastAsia="Times New Roman" w:hAnsi="Times New Roman"/>
@@ -5277,7 +6451,29 @@
           <w:szCs w:val="19"/>
           <w:lang w:eastAsia="ru-RU"/>
         </w:rPr>
-        <w:t>Жеке құжаттарды қабылдады</w:t>
+        <w:t xml:space="preserve">Жеке </w:t>
+      </w:r>
+      <w:proofErr w:type="spellStart"/>
+      <w:r>
+        <w:rPr>
+          <w:rFonts w:ascii="Times New Roman" w:eastAsia="Times New Roman" w:hAnsi="Times New Roman"/>
+          <w:b/>
+          <w:sz w:val="19"/>
+          <w:szCs w:val="19"/>
+          <w:lang w:eastAsia="ru-RU"/>
+        </w:rPr>
+        <w:t>құжаттарды</w:t>
+      </w:r>
+      <w:proofErr w:type="spellEnd"/>
+      <w:r>
+        <w:rPr>
+          <w:rFonts w:ascii="Times New Roman" w:eastAsia="Times New Roman" w:hAnsi="Times New Roman"/>
+          <w:b/>
+          <w:sz w:val="19"/>
+          <w:szCs w:val="19"/>
+          <w:lang w:eastAsia="ru-RU"/>
+        </w:rPr>
+        <w:t xml:space="preserve"> қабылдады</w:t>
       </w:r>
       <w:r>
         <w:rPr>
@@ -6216,6 +7412,7 @@
               </w:rPr>
               <w:t xml:space="preserve">Көлемі 3х4  фотосурет  / </w:t>
             </w:r>
+            <w:proofErr w:type="spellStart"/>
             <w:r>
               <w:rPr>
                 <w:rFonts w:ascii="Times New Roman" w:eastAsia="Times New Roman" w:hAnsi="Times New Roman"/>
@@ -6224,6 +7421,7 @@
               </w:rPr>
               <w:t>фотокарточ</w:t>
             </w:r>
+            <w:proofErr w:type="spellEnd"/>
             <w:r>
               <w:rPr>
                 <w:rFonts w:ascii="Times New Roman" w:eastAsia="Times New Roman" w:hAnsi="Times New Roman"/>
@@ -7050,7 +8248,47 @@
                       <w:sz w:val="22"/>
                       <w:szCs w:val="22"/>
                     </w:rPr>
-                    <w:t>Жеке куәлік көшірмесі/</w:t>
+                    <w:t xml:space="preserve">Жеке </w:t>
+                  </w:r>
+                  <w:proofErr w:type="spellStart"/>
+                  <w:r>
+                    <w:rPr>
+                      <w:rFonts w:ascii="Times New Roman" w:eastAsia="Times New Roman" w:hAnsi="Times New Roman"/>
+                      <w:b/>
+                      <w:sz w:val="22"/>
+                      <w:szCs w:val="22"/>
+                    </w:rPr>
+                    <w:t>куәлік</w:t>
+                  </w:r>
+                  <w:proofErr w:type="spellEnd"/>
+                  <w:r>
+                    <w:rPr>
+                      <w:rFonts w:ascii="Times New Roman" w:eastAsia="Times New Roman" w:hAnsi="Times New Roman"/>
+                      <w:b/>
+                      <w:sz w:val="22"/>
+                      <w:szCs w:val="22"/>
+                    </w:rPr>
+                    <w:t xml:space="preserve"> </w:t>
+                  </w:r>
+                  <w:proofErr w:type="spellStart"/>
+                  <w:r>
+                    <w:rPr>
+                      <w:rFonts w:ascii="Times New Roman" w:eastAsia="Times New Roman" w:hAnsi="Times New Roman"/>
+                      <w:b/>
+                      <w:sz w:val="22"/>
+                      <w:szCs w:val="22"/>
+                    </w:rPr>
+                    <w:t>көшірмесі</w:t>
+                  </w:r>
+                  <w:proofErr w:type="spellEnd"/>
+                  <w:r>
+                    <w:rPr>
+                      <w:rFonts w:ascii="Times New Roman" w:eastAsia="Times New Roman" w:hAnsi="Times New Roman"/>
+                      <w:b/>
+                      <w:sz w:val="22"/>
+                      <w:szCs w:val="22"/>
+                    </w:rPr>
+                    <w:t>/</w:t>
                   </w:r>
                   <w:r>
                     <w:rPr>
@@ -7154,13 +8392,23 @@
                 <w:lang w:eastAsia="ru-RU"/>
               </w:rPr>
             </w:pPr>
-            <w:r>
-              <w:rPr>
-                <w:rFonts w:ascii="Times New Roman" w:eastAsia="Times New Roman" w:hAnsi="Times New Roman"/>
-                <w:b/>
-                <w:lang w:eastAsia="ru-RU"/>
-              </w:rPr>
-              <w:t xml:space="preserve">Қабылдады / </w:t>
+            <w:proofErr w:type="spellStart"/>
+            <w:r>
+              <w:rPr>
+                <w:rFonts w:ascii="Times New Roman" w:eastAsia="Times New Roman" w:hAnsi="Times New Roman"/>
+                <w:b/>
+                <w:lang w:eastAsia="ru-RU"/>
+              </w:rPr>
+              <w:t>Қабылдады</w:t>
+            </w:r>
+            <w:proofErr w:type="spellEnd"/>
+            <w:r>
+              <w:rPr>
+                <w:rFonts w:ascii="Times New Roman" w:eastAsia="Times New Roman" w:hAnsi="Times New Roman"/>
+                <w:b/>
+                <w:lang w:eastAsia="ru-RU"/>
+              </w:rPr>
+              <w:t xml:space="preserve"> / </w:t>
             </w:r>
             <w:r>
               <w:rPr>
@@ -7394,6 +8642,7 @@
                     </w:rPr>
                     <w:t>${</w:t>
                   </w:r>
+                  <w:proofErr w:type="spellStart"/>
                   <w:r>
                     <w:rPr>
                       <w:rFonts w:ascii="Times New Roman" w:eastAsia="Times New Roman" w:hAnsi="Times New Roman"/>
@@ -7402,6 +8651,7 @@
                     </w:rPr>
                     <w:t>case_number_date</w:t>
                   </w:r>
+                  <w:proofErr w:type="spellEnd"/>
                   <w:r>
                     <w:rPr>
                       <w:rFonts w:ascii="Times New Roman" w:eastAsia="Times New Roman" w:hAnsi="Times New Roman"/>
@@ -8662,6 +9912,7 @@
               </w:rPr>
               <w:t xml:space="preserve">Көлемі 3х4  фотосурет  / </w:t>
             </w:r>
+            <w:proofErr w:type="spellStart"/>
             <w:r>
               <w:rPr>
                 <w:rFonts w:ascii="Times New Roman" w:eastAsia="Times New Roman" w:hAnsi="Times New Roman"/>
@@ -8670,6 +9921,7 @@
               </w:rPr>
               <w:t>фотокарточ</w:t>
             </w:r>
+            <w:proofErr w:type="spellEnd"/>
             <w:r>
               <w:rPr>
                 <w:rFonts w:ascii="Times New Roman" w:eastAsia="Times New Roman" w:hAnsi="Times New Roman"/>
@@ -9507,7 +10759,47 @@
                       <w:sz w:val="22"/>
                       <w:szCs w:val="22"/>
                     </w:rPr>
-                    <w:t>Жеке куәлік көшірмесі/</w:t>
+                    <w:t xml:space="preserve">Жеке </w:t>
+                  </w:r>
+                  <w:proofErr w:type="spellStart"/>
+                  <w:r>
+                    <w:rPr>
+                      <w:rFonts w:ascii="Times New Roman" w:eastAsia="Times New Roman" w:hAnsi="Times New Roman"/>
+                      <w:b/>
+                      <w:sz w:val="22"/>
+                      <w:szCs w:val="22"/>
+                    </w:rPr>
+                    <w:t>куәлік</w:t>
+                  </w:r>
+                  <w:proofErr w:type="spellEnd"/>
+                  <w:r>
+                    <w:rPr>
+                      <w:rFonts w:ascii="Times New Roman" w:eastAsia="Times New Roman" w:hAnsi="Times New Roman"/>
+                      <w:b/>
+                      <w:sz w:val="22"/>
+                      <w:szCs w:val="22"/>
+                    </w:rPr>
+                    <w:t xml:space="preserve"> </w:t>
+                  </w:r>
+                  <w:proofErr w:type="spellStart"/>
+                  <w:r>
+                    <w:rPr>
+                      <w:rFonts w:ascii="Times New Roman" w:eastAsia="Times New Roman" w:hAnsi="Times New Roman"/>
+                      <w:b/>
+                      <w:sz w:val="22"/>
+                      <w:szCs w:val="22"/>
+                    </w:rPr>
+                    <w:t>көшірмесі</w:t>
+                  </w:r>
+                  <w:proofErr w:type="spellEnd"/>
+                  <w:r>
+                    <w:rPr>
+                      <w:rFonts w:ascii="Times New Roman" w:eastAsia="Times New Roman" w:hAnsi="Times New Roman"/>
+                      <w:b/>
+                      <w:sz w:val="22"/>
+                      <w:szCs w:val="22"/>
+                    </w:rPr>
+                    <w:t>/</w:t>
                   </w:r>
                   <w:r>
                     <w:rPr>
@@ -9605,13 +10897,23 @@
                 <w:lang w:eastAsia="ru-RU"/>
               </w:rPr>
             </w:pPr>
-            <w:r>
-              <w:rPr>
-                <w:rFonts w:ascii="Times New Roman" w:eastAsia="Times New Roman" w:hAnsi="Times New Roman"/>
-                <w:b/>
-                <w:lang w:eastAsia="ru-RU"/>
-              </w:rPr>
-              <w:t xml:space="preserve">Қабылдады / </w:t>
+            <w:proofErr w:type="spellStart"/>
+            <w:r>
+              <w:rPr>
+                <w:rFonts w:ascii="Times New Roman" w:eastAsia="Times New Roman" w:hAnsi="Times New Roman"/>
+                <w:b/>
+                <w:lang w:eastAsia="ru-RU"/>
+              </w:rPr>
+              <w:t>Қабылдады</w:t>
+            </w:r>
+            <w:proofErr w:type="spellEnd"/>
+            <w:r>
+              <w:rPr>
+                <w:rFonts w:ascii="Times New Roman" w:eastAsia="Times New Roman" w:hAnsi="Times New Roman"/>
+                <w:b/>
+                <w:lang w:eastAsia="ru-RU"/>
+              </w:rPr>
+              <w:t xml:space="preserve"> / </w:t>
             </w:r>
             <w:r>
               <w:rPr>
@@ -9830,13 +11132,23 @@
                 <w:lang w:eastAsia="ru-RU"/>
               </w:rPr>
             </w:pPr>
-            <w:r>
-              <w:rPr>
-                <w:rFonts w:ascii="Times New Roman" w:eastAsia="Times New Roman" w:hAnsi="Times New Roman"/>
-                <w:b/>
-                <w:lang w:eastAsia="ru-RU"/>
-              </w:rPr>
-              <w:t xml:space="preserve">Тапсырды </w:t>
+            <w:proofErr w:type="spellStart"/>
+            <w:r>
+              <w:rPr>
+                <w:rFonts w:ascii="Times New Roman" w:eastAsia="Times New Roman" w:hAnsi="Times New Roman"/>
+                <w:b/>
+                <w:lang w:eastAsia="ru-RU"/>
+              </w:rPr>
+              <w:t>Тапсырды</w:t>
+            </w:r>
+            <w:proofErr w:type="spellEnd"/>
+            <w:r>
+              <w:rPr>
+                <w:rFonts w:ascii="Times New Roman" w:eastAsia="Times New Roman" w:hAnsi="Times New Roman"/>
+                <w:b/>
+                <w:lang w:eastAsia="ru-RU"/>
+              </w:rPr>
+              <w:t xml:space="preserve"> </w:t>
             </w:r>
             <w:r>
               <w:rPr>
@@ -10013,6 +11325,7 @@
                     </w:rPr>
                     <w:t>${</w:t>
                   </w:r>
+                  <w:proofErr w:type="spellStart"/>
                   <w:r>
                     <w:rPr>
                       <w:rFonts w:ascii="Times New Roman" w:eastAsia="Times New Roman" w:hAnsi="Times New Roman"/>
@@ -10021,6 +11334,7 @@
                     </w:rPr>
                     <w:t>case_number_date</w:t>
                   </w:r>
+                  <w:proofErr w:type="spellEnd"/>
                   <w:r>
                     <w:rPr>
                       <w:rFonts w:ascii="Times New Roman" w:eastAsia="Times New Roman" w:hAnsi="Times New Roman"/>
